--- a/sw-export-templates/article.docx
+++ b/sw-export-templates/article.docx
@@ -762,21 +762,7 @@
         <w:rPr>
           <w:lang w:val="fr-FR"/>
         </w:rPr>
-        <w:t xml:space="preserve">. </w:t>
-      </w:r>
-      <w:proofErr w:type="spellStart"/>
-      <w:r>
-        <w:rPr>
-          <w:lang w:val="fr-FR"/>
-        </w:rPr>
-        <w:t>Donec</w:t>
-      </w:r>
-      <w:proofErr w:type="spellEnd"/>
-      <w:r>
-        <w:rPr>
-          <w:lang w:val="fr-FR"/>
-        </w:rPr>
-        <w:t xml:space="preserve"> </w:t>
+        <w:t xml:space="preserve">. Donec </w:t>
       </w:r>
       <w:proofErr w:type="spellStart"/>
       <w:r>
@@ -2236,7 +2222,7 @@
       </w:pPr>
       <w:r>
         <w:rPr>
-          <w:lang w:val="en-CA"/>
+          <w:lang w:val="fr-FR"/>
         </w:rPr>
         <w:t xml:space="preserve">Figure </w:t>
       </w:r>
@@ -2245,7 +2231,7 @@
       </w:r>
       <w:r>
         <w:rPr>
-          <w:lang w:val="en-CA"/>
+          <w:lang w:val="fr-FR"/>
         </w:rPr>
         <w:instrText xml:space="preserve"> SEQ Figure \* ARABIC </w:instrText>
       </w:r>
@@ -2254,7 +2240,7 @@
       </w:r>
       <w:r>
         <w:rPr>
-          <w:lang w:val="en-CA"/>
+          <w:lang w:val="fr-FR"/>
         </w:rPr>
         <w:t>1</w:t>
       </w:r>
@@ -2263,7 +2249,7 @@
       </w:r>
       <w:r>
         <w:rPr>
-          <w:lang w:val="en-CA"/>
+          <w:lang w:val="fr-FR"/>
         </w:rPr>
         <w:t xml:space="preserve">. </w:t>
       </w:r>
@@ -4953,21 +4939,7 @@
         <w:rPr>
           <w:lang w:val="fr-FR"/>
         </w:rPr>
-        <w:t xml:space="preserve">. </w:t>
-      </w:r>
-      <w:proofErr w:type="spellStart"/>
-      <w:r>
-        <w:rPr>
-          <w:lang w:val="fr-FR"/>
-        </w:rPr>
-        <w:t>Donec</w:t>
-      </w:r>
-      <w:proofErr w:type="spellEnd"/>
-      <w:r>
-        <w:rPr>
-          <w:lang w:val="fr-FR"/>
-        </w:rPr>
-        <w:t xml:space="preserve"> ut nunc </w:t>
+        <w:t xml:space="preserve">. Donec ut nunc </w:t>
       </w:r>
       <w:proofErr w:type="spellStart"/>
       <w:r>
@@ -6367,7 +6339,7 @@
       </w:r>
       <w:r>
         <w:rPr>
-          <w:lang w:val="fr-FR"/>
+          <w:lang w:val="en-CA"/>
         </w:rPr>
         <w:t xml:space="preserve">Sed sapien nunc, tincidunt sit amet lacus sit amet, rhoncus rutrum dolor. </w:t>
       </w:r>
@@ -6919,41 +6891,8 @@
           <w:rFonts w:cs="Noto Serif"/>
           <w:kern w:val="0"/>
         </w:rPr>
-        <w:t>July Blalack, “Al-</w:t>
-      </w:r>
-      <w:proofErr w:type="spellStart"/>
-      <w:r>
-        <w:rPr>
-          <w:rFonts w:cs="Noto Serif"/>
-          <w:kern w:val="0"/>
-        </w:rPr>
-        <w:t>Wasīṭ</w:t>
-      </w:r>
-      <w:proofErr w:type="spellEnd"/>
-      <w:r>
-        <w:rPr>
-          <w:rFonts w:cs="Noto Serif"/>
-          <w:kern w:val="0"/>
-        </w:rPr>
-        <w:t xml:space="preserve">: Arabic Literary History and the Invention of </w:t>
-      </w:r>
-      <w:proofErr w:type="spellStart"/>
-      <w:r>
-        <w:rPr>
-          <w:rFonts w:cs="Noto Serif"/>
-          <w:kern w:val="0"/>
-        </w:rPr>
-        <w:t>Bilād</w:t>
-      </w:r>
-      <w:proofErr w:type="spellEnd"/>
-      <w:r>
-        <w:rPr>
-          <w:rFonts w:cs="Noto Serif"/>
-          <w:kern w:val="0"/>
-        </w:rPr>
-        <w:t xml:space="preserve"> Shinqīṭ,” </w:t>
-      </w:r>
-      <w:proofErr w:type="spellStart"/>
+        <w:t xml:space="preserve">July Blalack, “Al-Wasīṭ: Arabic Literary History and the Invention of Bilād Shinqīṭ,” </w:t>
+      </w:r>
       <w:r>
         <w:rPr>
           <w:rFonts w:cs="Noto Serif"/>
@@ -6961,51 +6900,14 @@
           <w:iCs/>
           <w:kern w:val="0"/>
         </w:rPr>
-        <w:t>L’Ouest</w:t>
-      </w:r>
-      <w:proofErr w:type="spellEnd"/>
-      <w:r>
-        <w:rPr>
-          <w:rFonts w:cs="Noto Serif"/>
-          <w:i/>
-          <w:iCs/>
-          <w:kern w:val="0"/>
-        </w:rPr>
-        <w:t xml:space="preserve"> </w:t>
-      </w:r>
-      <w:proofErr w:type="spellStart"/>
-      <w:r>
-        <w:rPr>
-          <w:rFonts w:cs="Noto Serif"/>
-          <w:i/>
-          <w:iCs/>
-          <w:kern w:val="0"/>
-        </w:rPr>
-        <w:t>Saharien</w:t>
-      </w:r>
-      <w:proofErr w:type="spellEnd"/>
+        <w:t>L’Ouest Saharien</w:t>
+      </w:r>
       <w:r>
         <w:rPr>
           <w:rFonts w:cs="Noto Serif"/>
           <w:kern w:val="0"/>
         </w:rPr>
-        <w:t xml:space="preserve"> </w:t>
-      </w:r>
-      <w:proofErr w:type="spellStart"/>
-      <w:r>
-        <w:rPr>
-          <w:rFonts w:cs="Noto Serif"/>
-          <w:kern w:val="0"/>
-        </w:rPr>
-        <w:t>o.s.</w:t>
-      </w:r>
-      <w:proofErr w:type="spellEnd"/>
-      <w:r>
-        <w:rPr>
-          <w:rFonts w:cs="Noto Serif"/>
-          <w:kern w:val="0"/>
-        </w:rPr>
-        <w:t>/17, no. 2 (2022): 21–37, https://doi.org/10.3917/ousa.222.0021.</w:t>
+        <w:t xml:space="preserve"> o.s./17, no. 2 (2022): 21–37, https://doi.org/10.3917/ousa.222.0021.</w:t>
       </w:r>
       <w:r>
         <w:fldChar w:fldCharType="end"/>
@@ -7107,21 +7009,11 @@
     <w:pPr>
       <w:pStyle w:val="Header"/>
     </w:pPr>
-    <w:r>
-      <w:fldChar w:fldCharType="begin"/>
-    </w:r>
-    <w:r>
-      <w:instrText xml:space="preserve"> DOCPROPERTY "Author" \* MERGEFORMAT </w:instrText>
-    </w:r>
-    <w:r>
-      <w:fldChar w:fldCharType="separate"/>
-    </w:r>
-    <w:r>
-      <w:t>Author Name</w:t>
-    </w:r>
-    <w:r>
-      <w:fldChar w:fldCharType="end"/>
-    </w:r>
+    <w:fldSimple w:instr=" DOCPROPERTY &quot;Author&quot; \* MERGEFORMAT ">
+      <w:r>
+        <w:t>Author Name</w:t>
+      </w:r>
+    </w:fldSimple>
   </w:p>
 </w:hdr>
 </file>
@@ -7133,21 +7025,11 @@
       <w:pStyle w:val="Header"/>
       <w:jc w:val="right"/>
     </w:pPr>
-    <w:r>
-      <w:fldChar w:fldCharType="begin"/>
-    </w:r>
-    <w:r>
-      <w:instrText xml:space="preserve"> DOCPROPERTY "Short Title"  \* MERGEFORMAT </w:instrText>
-    </w:r>
-    <w:r>
-      <w:fldChar w:fldCharType="separate"/>
-    </w:r>
-    <w:r>
-      <w:t>Article Short Title</w:t>
-    </w:r>
-    <w:r>
-      <w:fldChar w:fldCharType="end"/>
-    </w:r>
+    <w:fldSimple w:instr=" DOCPROPERTY &quot;Short Title&quot;  \* MERGEFORMAT ">
+      <w:r>
+        <w:t>Article Short Title</w:t>
+      </w:r>
+    </w:fldSimple>
   </w:p>
 </w:hdr>
 </file>
@@ -7167,7 +7049,7 @@
   <w:docDefaults>
     <w:rPrDefault>
       <w:rPr>
-        <w:rFonts w:asciiTheme="minorHAnsi" w:eastAsiaTheme="minorHAnsi" w:hAnsiTheme="minorHAnsi" w:cstheme="minorBidi"/>
+        <w:rFonts w:ascii="Noto Serif" w:eastAsia="Noto Serif" w:hAnsi="Noto Serif" w:cs="Scheherazade New"/>
         <w:kern w:val="2"/>
         <w:sz w:val="24"/>
         <w:szCs w:val="24"/>
@@ -7564,9 +7446,21 @@
     <w:qFormat/>
     <w:rsid w:val="00E9003F"/>
     <w:rPr>
-      <w:rFonts w:ascii="Noto Serif" w:hAnsi="Noto Serif" w:cs="Noto Naskh Arabic"/>
       <w:sz w:val="23"/>
       <w:lang w:val="en-US"/>
+    </w:rPr>
+  </w:style>
+  <w:style w:type="paragraph" w:styleId="Heading">
+    <w:name w:val="Heading"/>
+    <w:basedOn w:val="Normal"/>
+    <w:next w:val="Normal"/>
+    <w:qFormat/>
+    <w:pPr>
+      <w:keepNext/>
+      <w:spacing w:before="240" w:after="120"/>
+    </w:pPr>
+    <w:rPr>
+      <w:rFonts w:ascii="Noto Serif" w:hAnsi="Noto Serif" w:eastAsia="Noto Serif" w:cs="Scheherazade New"/>
     </w:rPr>
   </w:style>
   <w:style w:type="paragraph" w:styleId="Heading1">
@@ -7584,7 +7478,6 @@
       <w:outlineLvl w:val="0"/>
     </w:pPr>
     <w:rPr>
-      <w:rFonts w:eastAsiaTheme="majorEastAsia" w:cstheme="majorBidi"/>
       <w:b/>
       <w:bCs/>
       <w:color w:val="000000" w:themeColor="text1"/>
@@ -7613,151 +7506,153 @@
   </w:style>
   <w:style w:type="paragraph" w:styleId="Heading3">
     <w:name w:val="heading 3"/>
-    <w:basedOn w:val="Normal"/>
+    <w:basedOn w:val="Heading"/>
     <w:next w:val="Normal"/>
     <w:link w:val="Heading3Char"/>
     <w:uiPriority w:val="9"/>
     <w:unhideWhenUsed/>
     <w:qFormat/>
-    <w:rsid w:val="002627B9"/>
     <w:pPr>
+      <w:keepNext/>
+      <w:spacing w:before="240" w:after="120"/>
+      <w:ind w:left="397"/>
       <w:outlineLvl w:val="2"/>
     </w:pPr>
     <w:rPr>
       <w:smallCaps/>
+      <w:color w:val="000000"/>
       <w:sz w:val="22"/>
+      <w:szCs w:val="22"/>
     </w:rPr>
   </w:style>
   <w:style w:type="paragraph" w:styleId="Heading4">
     <w:name w:val="heading 4"/>
-    <w:basedOn w:val="Normal"/>
+    <w:basedOn w:val="Heading"/>
     <w:next w:val="Normal"/>
     <w:link w:val="Heading4Char"/>
     <w:uiPriority w:val="9"/>
-    <w:semiHidden/>
     <w:unhideWhenUsed/>
     <w:qFormat/>
-    <w:rsid w:val="00400AD9"/>
     <w:pPr>
       <w:keepNext/>
       <w:keepLines/>
       <w:spacing w:before="80" w:after="40"/>
+      <w:ind w:left="850"/>
       <w:outlineLvl w:val="3"/>
     </w:pPr>
     <w:rPr>
-      <w:rFonts w:eastAsiaTheme="majorEastAsia" w:cstheme="majorBidi"/>
       <w:i/>
       <w:iCs/>
-      <w:color w:val="0F4761" w:themeColor="accent1" w:themeShade="BF"/>
+      <w:color w:val="000000"/>
     </w:rPr>
   </w:style>
   <w:style w:type="paragraph" w:styleId="Heading5">
     <w:name w:val="heading 5"/>
-    <w:basedOn w:val="Normal"/>
+    <w:basedOn w:val="Heading"/>
     <w:next w:val="Normal"/>
     <w:link w:val="Heading5Char"/>
     <w:uiPriority w:val="9"/>
-    <w:semiHidden/>
     <w:unhideWhenUsed/>
     <w:qFormat/>
-    <w:rsid w:val="00400AD9"/>
     <w:pPr>
       <w:keepNext/>
       <w:keepLines/>
       <w:spacing w:before="80" w:after="40"/>
+      <w:ind w:left="1247"/>
       <w:outlineLvl w:val="4"/>
     </w:pPr>
     <w:rPr>
-      <w:rFonts w:eastAsiaTheme="majorEastAsia" w:cstheme="majorBidi"/>
-      <w:color w:val="0F4761" w:themeColor="accent1" w:themeShade="BF"/>
+      <w:color w:val="000000"/>
+      <w:sz w:val="20"/>
+      <w:szCs w:val="20"/>
     </w:rPr>
   </w:style>
   <w:style w:type="paragraph" w:styleId="Heading6">
     <w:name w:val="heading 6"/>
-    <w:basedOn w:val="Normal"/>
+    <w:basedOn w:val="Heading"/>
     <w:next w:val="Normal"/>
     <w:link w:val="Heading6Char"/>
     <w:uiPriority w:val="9"/>
-    <w:semiHidden/>
     <w:unhideWhenUsed/>
     <w:qFormat/>
-    <w:rsid w:val="00400AD9"/>
     <w:pPr>
       <w:keepNext/>
       <w:keepLines/>
       <w:spacing w:before="40" w:after="0"/>
+      <w:ind w:left="1701"/>
       <w:outlineLvl w:val="5"/>
     </w:pPr>
     <w:rPr>
-      <w:rFonts w:eastAsiaTheme="majorEastAsia" w:cstheme="majorBidi"/>
       <w:i/>
       <w:iCs/>
-      <w:color w:val="595959" w:themeColor="text1" w:themeTint="A6"/>
+      <w:color w:val="000000"/>
+      <w:sz w:val="20"/>
+      <w:szCs w:val="20"/>
     </w:rPr>
   </w:style>
   <w:style w:type="paragraph" w:styleId="Heading7">
     <w:name w:val="heading 7"/>
-    <w:basedOn w:val="Normal"/>
+    <w:basedOn w:val="Heading"/>
     <w:next w:val="Normal"/>
     <w:link w:val="Heading7Char"/>
     <w:uiPriority w:val="9"/>
-    <w:semiHidden/>
     <w:unhideWhenUsed/>
     <w:qFormat/>
-    <w:rsid w:val="00400AD9"/>
     <w:pPr>
       <w:keepNext/>
       <w:keepLines/>
       <w:spacing w:before="40" w:after="0"/>
+      <w:ind w:left="2098"/>
       <w:outlineLvl w:val="6"/>
     </w:pPr>
     <w:rPr>
-      <w:rFonts w:eastAsiaTheme="majorEastAsia" w:cstheme="majorBidi"/>
-      <w:color w:val="595959" w:themeColor="text1" w:themeTint="A6"/>
+      <w:color w:val="000000"/>
+      <w:sz w:val="20"/>
+      <w:szCs w:val="20"/>
     </w:rPr>
   </w:style>
   <w:style w:type="paragraph" w:styleId="Heading8">
     <w:name w:val="heading 8"/>
-    <w:basedOn w:val="Normal"/>
+    <w:basedOn w:val="Heading"/>
     <w:next w:val="Normal"/>
     <w:link w:val="Heading8Char"/>
     <w:uiPriority w:val="9"/>
-    <w:semiHidden/>
     <w:unhideWhenUsed/>
     <w:qFormat/>
-    <w:rsid w:val="00400AD9"/>
     <w:pPr>
       <w:keepNext/>
       <w:keepLines/>
-      <w:spacing w:after="0"/>
+      <w:spacing w:before="0" w:after="0"/>
+      <w:ind w:left="2551"/>
       <w:outlineLvl w:val="7"/>
     </w:pPr>
     <w:rPr>
-      <w:rFonts w:eastAsiaTheme="majorEastAsia" w:cstheme="majorBidi"/>
       <w:i/>
       <w:iCs/>
-      <w:color w:val="272727" w:themeColor="text1" w:themeTint="D8"/>
+      <w:color w:val="000000"/>
+      <w:sz w:val="18"/>
+      <w:szCs w:val="18"/>
     </w:rPr>
   </w:style>
   <w:style w:type="paragraph" w:styleId="Heading9">
     <w:name w:val="heading 9"/>
-    <w:basedOn w:val="Normal"/>
+    <w:basedOn w:val="Heading"/>
     <w:next w:val="Normal"/>
     <w:link w:val="Heading9Char"/>
     <w:uiPriority w:val="9"/>
-    <w:semiHidden/>
     <w:unhideWhenUsed/>
     <w:qFormat/>
-    <w:rsid w:val="00400AD9"/>
     <w:pPr>
       <w:keepNext/>
       <w:keepLines/>
-      <w:spacing w:after="0"/>
+      <w:spacing w:before="0" w:after="0"/>
+      <w:ind w:left="2948"/>
       <w:outlineLvl w:val="8"/>
     </w:pPr>
     <w:rPr>
-      <w:rFonts w:eastAsiaTheme="majorEastAsia" w:cstheme="majorBidi"/>
-      <w:color w:val="272727" w:themeColor="text1" w:themeTint="D8"/>
+      <w:color w:val="000000"/>
+      <w:sz w:val="18"/>
+      <w:szCs w:val="18"/>
     </w:rPr>
   </w:style>
   <w:style w:type="character" w:default="1" w:styleId="DefaultParagraphFont">
@@ -7794,7 +7689,6 @@
     <w:uiPriority w:val="9"/>
     <w:rsid w:val="003F3654"/>
     <w:rPr>
-      <w:rFonts w:ascii="Noto Serif" w:eastAsiaTheme="majorEastAsia" w:hAnsi="Noto Serif" w:cstheme="majorBidi"/>
       <w:b/>
       <w:bCs/>
       <w:color w:val="000000" w:themeColor="text1"/>
@@ -7811,7 +7705,6 @@
     <w:uiPriority w:val="9"/>
     <w:rsid w:val="002627B9"/>
     <w:rPr>
-      <w:rFonts w:ascii="Brill" w:eastAsiaTheme="majorEastAsia" w:hAnsi="Brill" w:cstheme="majorBidi"/>
       <w:i/>
       <w:iCs/>
       <w:color w:val="000000" w:themeColor="text1"/>
@@ -7824,7 +7717,6 @@
     <w:uiPriority w:val="9"/>
     <w:rsid w:val="002627B9"/>
     <w:rPr>
-      <w:rFonts w:ascii="Brill" w:hAnsi="Brill"/>
       <w:smallCaps/>
       <w:sz w:val="22"/>
     </w:rPr>
@@ -7837,7 +7729,6 @@
     <w:semiHidden/>
     <w:rsid w:val="00400AD9"/>
     <w:rPr>
-      <w:rFonts w:eastAsiaTheme="majorEastAsia" w:cstheme="majorBidi"/>
       <w:i/>
       <w:iCs/>
       <w:color w:val="0F4761" w:themeColor="accent1" w:themeShade="BF"/>
@@ -7851,7 +7742,6 @@
     <w:semiHidden/>
     <w:rsid w:val="00400AD9"/>
     <w:rPr>
-      <w:rFonts w:eastAsiaTheme="majorEastAsia" w:cstheme="majorBidi"/>
       <w:color w:val="0F4761" w:themeColor="accent1" w:themeShade="BF"/>
     </w:rPr>
   </w:style>
@@ -7863,7 +7753,6 @@
     <w:semiHidden/>
     <w:rsid w:val="00400AD9"/>
     <w:rPr>
-      <w:rFonts w:eastAsiaTheme="majorEastAsia" w:cstheme="majorBidi"/>
       <w:i/>
       <w:iCs/>
       <w:color w:val="595959" w:themeColor="text1" w:themeTint="A6"/>
@@ -7877,7 +7766,6 @@
     <w:semiHidden/>
     <w:rsid w:val="00400AD9"/>
     <w:rPr>
-      <w:rFonts w:eastAsiaTheme="majorEastAsia" w:cstheme="majorBidi"/>
       <w:color w:val="595959" w:themeColor="text1" w:themeTint="A6"/>
     </w:rPr>
   </w:style>
@@ -7889,7 +7777,6 @@
     <w:semiHidden/>
     <w:rsid w:val="00400AD9"/>
     <w:rPr>
-      <w:rFonts w:eastAsiaTheme="majorEastAsia" w:cstheme="majorBidi"/>
       <w:i/>
       <w:iCs/>
       <w:color w:val="272727" w:themeColor="text1" w:themeTint="D8"/>
@@ -7903,7 +7790,6 @@
     <w:semiHidden/>
     <w:rsid w:val="00400AD9"/>
     <w:rPr>
-      <w:rFonts w:eastAsiaTheme="majorEastAsia" w:cstheme="majorBidi"/>
       <w:color w:val="272727" w:themeColor="text1" w:themeTint="D8"/>
     </w:rPr>
   </w:style>
@@ -7920,7 +7806,6 @@
       <w:contextualSpacing/>
     </w:pPr>
     <w:rPr>
-      <w:rFonts w:eastAsiaTheme="majorEastAsia" w:cstheme="majorBidi"/>
       <w:b/>
       <w:kern w:val="0"/>
       <w:sz w:val="28"/>
@@ -7934,7 +7819,6 @@
     <w:uiPriority w:val="10"/>
     <w:rsid w:val="00251F25"/>
     <w:rPr>
-      <w:rFonts w:ascii="Roboto Serif 20pt" w:eastAsiaTheme="majorEastAsia" w:hAnsi="Roboto Serif 20pt" w:cstheme="majorBidi"/>
       <w:b/>
       <w:kern w:val="0"/>
       <w:sz w:val="28"/>
@@ -7955,7 +7839,6 @@
       </w:numPr>
     </w:pPr>
     <w:rPr>
-      <w:rFonts w:eastAsiaTheme="majorEastAsia"/>
       <w:color w:val="595959" w:themeColor="text1" w:themeTint="A6"/>
       <w:kern w:val="0"/>
       <w:sz w:val="28"/>
@@ -7969,7 +7852,6 @@
     <w:uiPriority w:val="11"/>
     <w:rsid w:val="00C819B4"/>
     <w:rPr>
-      <w:rFonts w:ascii="Noto Serif" w:eastAsiaTheme="majorEastAsia" w:hAnsi="Noto Serif" w:cs="Noto Naskh Arabic"/>
       <w:color w:val="595959" w:themeColor="text1" w:themeTint="A6"/>
       <w:kern w:val="0"/>
       <w:sz w:val="28"/>
@@ -8116,7 +7998,6 @@
     <w:uiPriority w:val="99"/>
     <w:rsid w:val="003F3654"/>
     <w:rPr>
-      <w:rFonts w:ascii="Noto Serif" w:hAnsi="Noto Serif" w:cs="Noto Naskh Arabic"/>
       <w:sz w:val="23"/>
       <w:szCs w:val="25"/>
       <w:lang w:val="en-US"/>
@@ -8133,7 +8014,6 @@
       <w:spacing w:before="100" w:beforeAutospacing="1" w:after="100" w:afterAutospacing="1" w:line="240" w:lineRule="auto"/>
     </w:pPr>
     <w:rPr>
-      <w:rFonts w:ascii="Times New Roman" w:eastAsia="Times New Roman" w:hAnsi="Times New Roman" w:cs="Times New Roman"/>
       <w:kern w:val="0"/>
       <w:sz w:val="24"/>
       <w14:ligatures w14:val="none"/>
@@ -8162,7 +8042,6 @@
     <w:uiPriority w:val="99"/>
     <w:rsid w:val="001D40DA"/>
     <w:rPr>
-      <w:rFonts w:ascii="Noto Serif" w:hAnsi="Noto Serif" w:cs="Noto Naskh Arabic"/>
       <w:sz w:val="20"/>
       <w:szCs w:val="20"/>
       <w:lang w:val="en-US"/>
@@ -8202,7 +8081,6 @@
     <w:semiHidden/>
     <w:rsid w:val="00123E5F"/>
     <w:rPr>
-      <w:rFonts w:ascii="Noto Serif" w:hAnsi="Noto Serif" w:cs="Noto Naskh Arabic"/>
       <w:sz w:val="20"/>
       <w:szCs w:val="20"/>
       <w:lang w:val="en-US"/>
@@ -8253,7 +8131,6 @@
     <w:uiPriority w:val="99"/>
     <w:rsid w:val="00E063EF"/>
     <w:rPr>
-      <w:rFonts w:ascii="Noto Serif" w:hAnsi="Noto Serif" w:cs="Noto Naskh Arabic"/>
       <w:sz w:val="23"/>
       <w:lang w:val="en-US"/>
     </w:rPr>
@@ -8280,7 +8157,6 @@
     <w:uiPriority w:val="99"/>
     <w:rsid w:val="00E063EF"/>
     <w:rPr>
-      <w:rFonts w:ascii="Noto Serif" w:hAnsi="Noto Serif" w:cs="Noto Naskh Arabic"/>
       <w:sz w:val="23"/>
       <w:lang w:val="en-US"/>
     </w:rPr>
@@ -8764,7 +8640,6 @@
     <w:uiPriority w:val="99"/>
     <w:rsid w:val="00A827DD"/>
     <w:rPr>
-      <w:rFonts w:ascii="Times New Roman" w:eastAsia="Times New Roman" w:hAnsi="Times New Roman" w:cs="Times New Roman"/>
       <w:kern w:val="0"/>
       <w:lang w:val="en-US"/>
       <w14:ligatures w14:val="none"/>
@@ -8776,7 +8651,7 @@
     <w:link w:val="QuranArabic"/>
     <w:rsid w:val="00A827DD"/>
     <w:rPr>
-      <w:rFonts w:ascii="Times New Roman" w:eastAsia="Times New Roman" w:hAnsi="Times New Roman" w:cs="Amiri Quran"/>
+      <w:rFonts w:cs="Amiri Quran"/>
       <w:kern w:val="0"/>
       <w:lang w:val="en-US"/>
       <w14:ligatures w14:val="none"/>
@@ -8798,7 +8673,6 @@
       <w:ind w:left="567"/>
     </w:pPr>
     <w:rPr>
-      <w:rFonts w:cs="Noto Sans"/>
       <w:b/>
       <w:bCs/>
       <w:noProof/>
@@ -8823,7 +8697,6 @@
       <w:ind w:left="1134"/>
     </w:pPr>
     <w:rPr>
-      <w:rFonts w:cs="Times New Roman"/>
       <w:i/>
       <w:iCs/>
       <w:sz w:val="22"/>
@@ -8842,7 +8715,6 @@
       <w:ind w:left="460"/>
     </w:pPr>
     <w:rPr>
-      <w:rFonts w:asciiTheme="minorHAnsi" w:hAnsiTheme="minorHAnsi" w:cs="Times New Roman"/>
       <w:sz w:val="20"/>
     </w:rPr>
   </w:style>
@@ -8859,7 +8731,6 @@
       <w:ind w:left="690"/>
     </w:pPr>
     <w:rPr>
-      <w:rFonts w:asciiTheme="minorHAnsi" w:hAnsiTheme="minorHAnsi" w:cs="Times New Roman"/>
       <w:sz w:val="20"/>
     </w:rPr>
   </w:style>
@@ -8876,7 +8747,6 @@
       <w:ind w:left="920"/>
     </w:pPr>
     <w:rPr>
-      <w:rFonts w:asciiTheme="minorHAnsi" w:hAnsiTheme="minorHAnsi" w:cs="Times New Roman"/>
       <w:sz w:val="20"/>
     </w:rPr>
   </w:style>
@@ -8893,7 +8763,6 @@
       <w:ind w:left="1150"/>
     </w:pPr>
     <w:rPr>
-      <w:rFonts w:asciiTheme="minorHAnsi" w:hAnsiTheme="minorHAnsi" w:cs="Times New Roman"/>
       <w:sz w:val="20"/>
     </w:rPr>
   </w:style>
@@ -8910,7 +8779,6 @@
       <w:ind w:left="1380"/>
     </w:pPr>
     <w:rPr>
-      <w:rFonts w:asciiTheme="minorHAnsi" w:hAnsiTheme="minorHAnsi" w:cs="Times New Roman"/>
       <w:sz w:val="20"/>
     </w:rPr>
   </w:style>
@@ -8927,7 +8795,6 @@
       <w:ind w:left="1610"/>
     </w:pPr>
     <w:rPr>
-      <w:rFonts w:asciiTheme="minorHAnsi" w:hAnsiTheme="minorHAnsi" w:cs="Times New Roman"/>
       <w:sz w:val="20"/>
     </w:rPr>
   </w:style>
@@ -8944,7 +8811,6 @@
       <w:ind w:left="1840"/>
     </w:pPr>
     <w:rPr>
-      <w:rFonts w:asciiTheme="minorHAnsi" w:hAnsiTheme="minorHAnsi" w:cs="Times New Roman"/>
       <w:sz w:val="20"/>
     </w:rPr>
   </w:style>
@@ -8953,10 +8819,34 @@
     <w:basedOn w:val="DefaultParagraphFont"/>
     <w:uiPriority w:val="99"/>
     <w:unhideWhenUsed/>
-    <w:rsid w:val="00B21F58"/>
+    <w:rsid w:val="009A5530"/>
     <w:rPr>
-      <w:color w:val="467886" w:themeColor="hyperlink"/>
-      <w:u w:val="single"/>
+      <w:color w:val="074F6A" w:themeColor="accent4" w:themeShade="80"/>
+      <w:u w:val="none"/>
+    </w:rPr>
+  </w:style>
+  <w:style w:type="paragraph" w:styleId="Heading10">
+    <w:name w:val="heading 10"/>
+    <w:basedOn w:val="Heading"/>
+    <w:next w:val="Normal"/>
+    <w:uiPriority w:val="9"/>
+    <w:unhideWhenUsed/>
+    <w:qFormat/>
+    <w:pPr>
+      <w:keepNext/>
+      <w:tabs>
+        <w:tab w:val="left" w:pos="566"/>
+      </w:tabs>
+      <w:spacing w:before="60" w:after="60"/>
+      <w:ind w:left="3288"/>
+      <w:outlineLvl w:val="9"/>
+    </w:pPr>
+    <w:rPr>
+      <w:b w:val="0"/>
+      <w:bCs w:val="0"/>
+      <w:color w:val="000000"/>
+      <w:sz w:val="18"/>
+      <w:szCs w:val="18"/>
     </w:rPr>
   </w:style>
 </w:styles>

--- a/sw-export-templates/article.docx
+++ b/sw-export-templates/article.docx
@@ -7450,6 +7450,206 @@
       <w:lang w:val="en-US"/>
     </w:rPr>
   </w:style>
+  <w:style w:type="paragraph" w:customStyle="1" w:styleId="callout">
+    <w:name w:val="callout"/>
+    <w:basedOn w:val="Normal"/>
+    <w:qFormat/>
+    <w:rsid w:val="00CC3197"/>
+    <w:pPr>
+      <w:pBdr>
+        <w:top w:val="single" w:sz="4" w:space="14" w:color="DAC60A" w:shadow="1"/>
+        <w:left w:val="single" w:sz="4" w:space="14" w:color="DAC60A" w:shadow="1"/>
+        <w:bottom w:val="single" w:sz="4" w:space="14" w:color="DAC60A" w:shadow="1"/>
+        <w:right w:val="single" w:sz="4" w:space="14" w:color="DAC60A" w:shadow="1"/>
+      </w:pBdr>
+      <w:shd w:val="clear" w:color="auto" w:fill="F0E9BC"/>
+      <w:spacing w:before="284" w:after="284"/>
+      <w:ind w:left="284" w:right="284"/>
+      <w:contextualSpacing/>
+    </w:pPr>
+  </w:style>
+  <w:style w:type="paragraph" w:styleId="CalloutQuote">
+    <w:name w:val="Callout Quote"/>
+    <w:basedOn w:val="callout"/>
+    <w:qFormat/>
+    <w:pPr>
+      <w:pBdr>
+        <w:top w:val="single" w:sz="4" w:space="14" w:color="9E9E9E" w:shadow="1"/>
+        <w:left w:val="single" w:sz="4" w:space="14" w:color="9E9E9E" w:shadow="1"/>
+        <w:bottom w:val="single" w:sz="4" w:space="14" w:color="9E9E9E" w:shadow="1"/>
+        <w:right w:val="single" w:sz="4" w:space="14" w:color="9E9E9E" w:shadow="1"/>
+      </w:pBdr>
+      <w:shd w:val="clear" w:color="auto" w:fill="F5F5F5"/>
+    </w:pPr>
+  </w:style>
+  <w:style w:type="paragraph" w:styleId="CalloutExample">
+    <w:name w:val="Callout Example"/>
+    <w:basedOn w:val="callout"/>
+    <w:qFormat/>
+    <w:pPr>
+      <w:pBdr>
+        <w:top w:val="single" w:sz="4" w:space="14" w:color="7852EE" w:shadow="1"/>
+        <w:left w:val="single" w:sz="4" w:space="14" w:color="7852EE" w:shadow="1"/>
+        <w:bottom w:val="single" w:sz="4" w:space="14" w:color="7852EE" w:shadow="1"/>
+        <w:right w:val="single" w:sz="4" w:space="14" w:color="7852EE" w:shadow="1"/>
+      </w:pBdr>
+      <w:shd w:val="clear" w:color="auto" w:fill="F2EEFD"/>
+    </w:pPr>
+  </w:style>
+  <w:style w:type="paragraph" w:styleId="CalloutBug">
+    <w:name w:val="Callout Bug"/>
+    <w:basedOn w:val="callout"/>
+    <w:qFormat/>
+    <w:pPr>
+      <w:pBdr>
+        <w:top w:val="single" w:sz="4" w:space="14" w:color="E93147" w:shadow="1"/>
+        <w:left w:val="single" w:sz="4" w:space="14" w:color="E93147" w:shadow="1"/>
+        <w:bottom w:val="single" w:sz="4" w:space="14" w:color="E93147" w:shadow="1"/>
+        <w:right w:val="single" w:sz="4" w:space="14" w:color="E93147" w:shadow="1"/>
+      </w:pBdr>
+      <w:shd w:val="clear" w:color="auto" w:fill="FDEAED"/>
+    </w:pPr>
+  </w:style>
+  <w:style w:type="paragraph" w:styleId="CalloutDanger">
+    <w:name w:val="Callout Danger"/>
+    <w:basedOn w:val="callout"/>
+    <w:qFormat/>
+    <w:pPr>
+      <w:pBdr>
+        <w:top w:val="single" w:sz="4" w:space="14" w:color="E93147" w:shadow="1"/>
+        <w:left w:val="single" w:sz="4" w:space="14" w:color="E93147" w:shadow="1"/>
+        <w:bottom w:val="single" w:sz="4" w:space="14" w:color="E93147" w:shadow="1"/>
+        <w:right w:val="single" w:sz="4" w:space="14" w:color="E93147" w:shadow="1"/>
+      </w:pBdr>
+      <w:shd w:val="clear" w:color="auto" w:fill="FDEAED"/>
+    </w:pPr>
+  </w:style>
+  <w:style w:type="paragraph" w:styleId="CalloutFailure">
+    <w:name w:val="Callout Failure"/>
+    <w:basedOn w:val="callout"/>
+    <w:qFormat/>
+    <w:pPr>
+      <w:pBdr>
+        <w:top w:val="single" w:sz="4" w:space="14" w:color="E93147" w:shadow="1"/>
+        <w:left w:val="single" w:sz="4" w:space="14" w:color="E93147" w:shadow="1"/>
+        <w:bottom w:val="single" w:sz="4" w:space="14" w:color="E93147" w:shadow="1"/>
+        <w:right w:val="single" w:sz="4" w:space="14" w:color="E93147" w:shadow="1"/>
+      </w:pBdr>
+      <w:shd w:val="clear" w:color="auto" w:fill="FDEAED"/>
+    </w:pPr>
+  </w:style>
+  <w:style w:type="paragraph" w:styleId="CalloutWarning">
+    <w:name w:val="Callout Warning"/>
+    <w:basedOn w:val="callout"/>
+    <w:qFormat/>
+    <w:pPr>
+      <w:pBdr>
+        <w:top w:val="single" w:sz="4" w:space="14" w:color="EC7500" w:shadow="1"/>
+        <w:left w:val="single" w:sz="4" w:space="14" w:color="EC7500" w:shadow="1"/>
+        <w:bottom w:val="single" w:sz="4" w:space="14" w:color="EC7500" w:shadow="1"/>
+        <w:right w:val="single" w:sz="4" w:space="14" w:color="EC7500" w:shadow="1"/>
+      </w:pBdr>
+      <w:shd w:val="clear" w:color="auto" w:fill="FDF1E6"/>
+    </w:pPr>
+  </w:style>
+  <w:style w:type="paragraph" w:styleId="CalloutQuestion">
+    <w:name w:val="Callout Question"/>
+    <w:basedOn w:val="callout"/>
+    <w:qFormat/>
+    <w:pPr>
+      <w:pBdr>
+        <w:top w:val="single" w:sz="4" w:space="14" w:color="EC7500" w:shadow="1"/>
+        <w:left w:val="single" w:sz="4" w:space="14" w:color="EC7500" w:shadow="1"/>
+        <w:bottom w:val="single" w:sz="4" w:space="14" w:color="EC7500" w:shadow="1"/>
+        <w:right w:val="single" w:sz="4" w:space="14" w:color="EC7500" w:shadow="1"/>
+      </w:pBdr>
+      <w:shd w:val="clear" w:color="auto" w:fill="FDF1E6"/>
+    </w:pPr>
+  </w:style>
+  <w:style w:type="paragraph" w:styleId="CalloutSuccess">
+    <w:name w:val="Callout Success"/>
+    <w:basedOn w:val="callout"/>
+    <w:qFormat/>
+    <w:pPr>
+      <w:pBdr>
+        <w:top w:val="single" w:sz="4" w:space="14" w:color="08B94E" w:shadow="1"/>
+        <w:left w:val="single" w:sz="4" w:space="14" w:color="08B94E" w:shadow="1"/>
+        <w:bottom w:val="single" w:sz="4" w:space="14" w:color="08B94E" w:shadow="1"/>
+        <w:right w:val="single" w:sz="4" w:space="14" w:color="08B94E" w:shadow="1"/>
+      </w:pBdr>
+      <w:shd w:val="clear" w:color="auto" w:fill="E6F8ED"/>
+    </w:pPr>
+  </w:style>
+  <w:style w:type="paragraph" w:styleId="CalloutTip">
+    <w:name w:val="Callout Tip"/>
+    <w:basedOn w:val="callout"/>
+    <w:qFormat/>
+    <w:pPr>
+      <w:pBdr>
+        <w:top w:val="single" w:sz="4" w:space="14" w:color="00BFA5" w:shadow="1"/>
+        <w:left w:val="single" w:sz="4" w:space="14" w:color="00BFA5" w:shadow="1"/>
+        <w:bottom w:val="single" w:sz="4" w:space="14" w:color="00BFA5" w:shadow="1"/>
+        <w:right w:val="single" w:sz="4" w:space="14" w:color="00BFA5" w:shadow="1"/>
+      </w:pBdr>
+      <w:shd w:val="clear" w:color="auto" w:fill="E6F9F6"/>
+    </w:pPr>
+  </w:style>
+  <w:style w:type="paragraph" w:styleId="CalloutTodo">
+    <w:name w:val="Callout Todo"/>
+    <w:basedOn w:val="callout"/>
+    <w:qFormat/>
+    <w:pPr>
+      <w:pBdr>
+        <w:top w:val="single" w:sz="4" w:space="14" w:color="00B8D4" w:shadow="1"/>
+        <w:left w:val="single" w:sz="4" w:space="14" w:color="00B8D4" w:shadow="1"/>
+        <w:bottom w:val="single" w:sz="4" w:space="14" w:color="00B8D4" w:shadow="1"/>
+        <w:right w:val="single" w:sz="4" w:space="14" w:color="00B8D4" w:shadow="1"/>
+      </w:pBdr>
+      <w:shd w:val="clear" w:color="auto" w:fill="E6F8FB"/>
+    </w:pPr>
+  </w:style>
+  <w:style w:type="paragraph" w:styleId="CalloutInfo">
+    <w:name w:val="Callout Info"/>
+    <w:basedOn w:val="callout"/>
+    <w:qFormat/>
+    <w:pPr>
+      <w:pBdr>
+        <w:top w:val="single" w:sz="4" w:space="14" w:color="00B8D4" w:shadow="1"/>
+        <w:left w:val="single" w:sz="4" w:space="14" w:color="00B8D4" w:shadow="1"/>
+        <w:bottom w:val="single" w:sz="4" w:space="14" w:color="00B8D4" w:shadow="1"/>
+        <w:right w:val="single" w:sz="4" w:space="14" w:color="00B8D4" w:shadow="1"/>
+      </w:pBdr>
+      <w:shd w:val="clear" w:color="auto" w:fill="E6F8FB"/>
+    </w:pPr>
+  </w:style>
+  <w:style w:type="paragraph" w:styleId="CalloutAbstract">
+    <w:name w:val="Callout Abstract"/>
+    <w:basedOn w:val="callout"/>
+    <w:qFormat/>
+    <w:pPr>
+      <w:pBdr>
+        <w:top w:val="single" w:sz="4" w:space="14" w:color="00B0FF" w:shadow="1"/>
+        <w:left w:val="single" w:sz="4" w:space="14" w:color="00B0FF" w:shadow="1"/>
+        <w:bottom w:val="single" w:sz="4" w:space="14" w:color="00B0FF" w:shadow="1"/>
+        <w:right w:val="single" w:sz="4" w:space="14" w:color="00B0FF" w:shadow="1"/>
+      </w:pBdr>
+      <w:shd w:val="clear" w:color="auto" w:fill="E6F7FF"/>
+    </w:pPr>
+  </w:style>
+  <w:style w:type="paragraph" w:styleId="CalloutNote">
+    <w:name w:val="Callout Note"/>
+    <w:basedOn w:val="callout"/>
+    <w:qFormat/>
+    <w:pPr>
+      <w:pBdr>
+        <w:top w:val="single" w:sz="4" w:space="14" w:color="448AFF" w:shadow="1"/>
+        <w:left w:val="single" w:sz="4" w:space="14" w:color="448AFF" w:shadow="1"/>
+        <w:bottom w:val="single" w:sz="4" w:space="14" w:color="448AFF" w:shadow="1"/>
+        <w:right w:val="single" w:sz="4" w:space="14" w:color="448AFF" w:shadow="1"/>
+      </w:pBdr>
+      <w:shd w:val="clear" w:color="auto" w:fill="ECF3FF"/>
+    </w:pPr>
+  </w:style>
   <w:style w:type="paragraph" w:styleId="Heading">
     <w:name w:val="Heading"/>
     <w:basedOn w:val="Normal"/>

--- a/sw-export-templates/article.docx
+++ b/sw-export-templates/article.docx
@@ -8309,6 +8309,15 @@
       <w:ind w:left="720" w:hanging="720"/>
     </w:pPr>
   </w:style>
+  <w:style w:type="paragraph" w:customStyle="1" w:styleId="Bibliographicreference-body">
+    <w:name w:val="Bibliographic reference - body"/>
+    <w:basedOn w:val="Bibliography"/>
+    <w:qFormat/>
+    <w:rsid w:val="00494A64"/>
+    <w:pPr>
+      <w:ind w:left="992"/>
+    </w:pPr>
+  </w:style>
   <w:style w:type="paragraph" w:styleId="Header">
     <w:name w:val="header"/>
     <w:basedOn w:val="Normal"/>
